--- a/Caso de Teste - Reserva de Salas.docx
+++ b/Caso de Teste - Reserva de Salas.docx
@@ -254,13 +254,7 @@
         <w:jc w:val="both"/>
       </w:pPr>
       <w:r>
-        <w:t xml:space="preserve">Pré-condições: </w:t>
-      </w:r>
-      <w:r>
-        <w:t>O sistema está em execução</w:t>
-      </w:r>
-      <w:r>
-        <w:t xml:space="preserve"> e dois ou mais professores reservarem a mesma sala</w:t>
+        <w:t>Pré-condições: O sistema está em execução e dois ou mais professores reservarem a mesma sala</w:t>
       </w:r>
     </w:p>
     <w:p>
@@ -380,10 +374,7 @@
         <w:jc w:val="both"/>
       </w:pPr>
       <w:r>
-        <w:t>Descrição: Impe</w:t>
-      </w:r>
-      <w:r>
-        <w:t>dir que uma sala seja reservada por um número excedente de alunos que a sala consegue suportar.</w:t>
+        <w:t>Descrição: Impedir que uma sala seja reservada por um número excedente de alunos que a sala consegue suportar.</w:t>
       </w:r>
     </w:p>
     <w:p>
@@ -397,10 +388,7 @@
       </w:pPr>
       <w:r>
         <w:lastRenderedPageBreak/>
-        <w:t xml:space="preserve">Pré-condições: O sistema está em execução e </w:t>
-      </w:r>
-      <w:r>
-        <w:t>a sala ser reservada por uma quantidade excedente de alunos.</w:t>
+        <w:t>Pré-condições: O sistema está em execução e a sala ser reservada por uma quantidade excedente de alunos.</w:t>
       </w:r>
     </w:p>
     <w:p>
@@ -429,16 +417,7 @@
         <w:jc w:val="both"/>
       </w:pPr>
       <w:r>
-        <w:t xml:space="preserve">2. Procurar </w:t>
-      </w:r>
-      <w:r>
-        <w:t xml:space="preserve">uma </w:t>
-      </w:r>
-      <w:r>
-        <w:t xml:space="preserve">sala </w:t>
-      </w:r>
-      <w:r>
-        <w:t xml:space="preserve">e reserva-la </w:t>
+        <w:t xml:space="preserve">2. Procurar uma sala e reserva-la </w:t>
       </w:r>
       <w:proofErr w:type="spellStart"/>
       <w:r>
@@ -542,10 +521,7 @@
         <w:jc w:val="both"/>
       </w:pPr>
       <w:r>
-        <w:t xml:space="preserve">Cenário 2 </w:t>
-      </w:r>
-      <w:r>
-        <w:t xml:space="preserve">– </w:t>
+        <w:t xml:space="preserve">Cenário 2 – </w:t>
       </w:r>
       <w:r>
         <w:t xml:space="preserve"> </w:t>
@@ -636,300 +612,1161 @@
     </w:p>
     <w:p>
       <w:pPr>
-        <w:pBdr>
-          <w:bottom w:val="double" w:sz="6" w:space="1" w:color="auto"/>
-        </w:pBdr>
-        <w:jc w:val="both"/>
-      </w:pPr>
-    </w:p>
-    <w:p>
-      <w:pPr>
-        <w:jc w:val="both"/>
-      </w:pPr>
-    </w:p>
-    <w:p>
-      <w:pPr>
-        <w:jc w:val="both"/>
-      </w:pPr>
+        <w:jc w:val="both"/>
+        <w:rPr>
+          <w:b/>
+        </w:rPr>
+      </w:pPr>
+    </w:p>
+    <w:p>
+      <w:r>
+        <w:t xml:space="preserve">Descrição: Bloquear/impedir a reserva de uma sala caso ela esteja em manutenção </w:t>
+      </w:r>
+    </w:p>
+    <w:p>
+      <w:pPr>
+        <w:jc w:val="both"/>
+      </w:pPr>
+      <w:r>
+        <w:br/>
+        <w:t xml:space="preserve">Pré-condições: </w:t>
+      </w:r>
+      <w:r>
+        <w:t xml:space="preserve">O sistema está em execução e a sala </w:t>
+      </w:r>
+      <w:r>
+        <w:t>estar em uma manutenção e ser reservada.</w:t>
+      </w:r>
+    </w:p>
+    <w:p>
+      <w:pPr>
+        <w:jc w:val="both"/>
+      </w:pPr>
+    </w:p>
+    <w:p>
+      <w:pPr>
+        <w:jc w:val="both"/>
+      </w:pPr>
+      <w:r>
+        <w:t xml:space="preserve">Passos: </w:t>
+      </w:r>
+    </w:p>
+    <w:p>
+      <w:pPr>
+        <w:jc w:val="both"/>
+      </w:pPr>
+      <w:r>
+        <w:t>1. Acessar o sistema.</w:t>
+      </w:r>
+    </w:p>
+    <w:p>
+      <w:pPr>
+        <w:jc w:val="both"/>
+      </w:pPr>
+      <w:r>
+        <w:t>2. Procurar uma sa</w:t>
+      </w:r>
+      <w:r>
+        <w:t xml:space="preserve">la e reserva-la </w:t>
+      </w:r>
+      <w:proofErr w:type="spellStart"/>
+      <w:r>
+        <w:t>independente</w:t>
+      </w:r>
+      <w:proofErr w:type="spellEnd"/>
+      <w:r>
+        <w:t xml:space="preserve"> de estar em manutenção ou não</w:t>
+      </w:r>
+    </w:p>
+    <w:p>
+      <w:pPr>
+        <w:jc w:val="both"/>
+      </w:pPr>
+      <w:r>
+        <w:t>3. Clicar no botão “Reservar”</w:t>
+      </w:r>
+    </w:p>
+    <w:p>
+      <w:pPr>
+        <w:jc w:val="both"/>
+      </w:pPr>
+    </w:p>
+    <w:p>
+      <w:pPr>
+        <w:jc w:val="both"/>
+      </w:pPr>
+      <w:r>
+        <w:t xml:space="preserve">Cenário 1 – O </w:t>
+      </w:r>
+      <w:r>
+        <w:t>professor</w:t>
+      </w:r>
+      <w:r>
+        <w:t xml:space="preserve"> tenta reservar a sala em manutenção</w:t>
+      </w:r>
+    </w:p>
+    <w:p>
+      <w:pPr>
+        <w:jc w:val="both"/>
+      </w:pPr>
+      <w:r>
+        <w:t>- Dados de testes: a sala deve estar em manutenção</w:t>
+      </w:r>
+    </w:p>
+    <w:p>
+      <w:pPr>
+        <w:jc w:val="both"/>
+      </w:pPr>
+    </w:p>
+    <w:p>
+      <w:pPr>
+        <w:jc w:val="both"/>
+      </w:pPr>
+      <w:r>
+        <w:t xml:space="preserve">Resultado Esperado: </w:t>
+      </w:r>
+    </w:p>
+    <w:p>
+      <w:pPr>
+        <w:jc w:val="both"/>
+      </w:pPr>
+      <w:r>
+        <w:t>- Quando o professor tentar reservar a sala em manutenção, ele será bloqueado e fazer aquela ação, aparecendo um aviso em sua tela.</w:t>
+      </w:r>
+    </w:p>
+    <w:p>
+      <w:pPr>
+        <w:jc w:val="both"/>
+      </w:pPr>
+    </w:p>
+    <w:p>
+      <w:pPr>
+        <w:jc w:val="both"/>
+        <w:rPr>
+          <w:b/>
+        </w:rPr>
+      </w:pPr>
+      <w:r>
+        <w:rPr>
+          <w:b/>
+        </w:rPr>
+        <w:t>RF-05 permitir reservas entre 07h30 e 22h30</w:t>
+      </w:r>
+    </w:p>
+    <w:p>
+      <w:pPr>
+        <w:pBdr>
+          <w:bottom w:val="double" w:sz="6" w:space="1" w:color="auto"/>
+        </w:pBdr>
+        <w:jc w:val="both"/>
+      </w:pPr>
+    </w:p>
+    <w:p>
+      <w:pPr>
+        <w:pBdr>
+          <w:bottom w:val="double" w:sz="6" w:space="1" w:color="auto"/>
+        </w:pBdr>
+        <w:jc w:val="both"/>
+      </w:pPr>
+      <w:r>
+        <w:t>Descrição: Permitir reservas apenas entre os horários de 07:30 e 22:30</w:t>
+      </w:r>
+    </w:p>
+    <w:p>
+      <w:pPr>
+        <w:pBdr>
+          <w:bottom w:val="double" w:sz="6" w:space="1" w:color="auto"/>
+        </w:pBdr>
+        <w:jc w:val="both"/>
+      </w:pPr>
+    </w:p>
+    <w:p>
+      <w:pPr>
+        <w:jc w:val="both"/>
+      </w:pPr>
+      <w:r>
+        <w:lastRenderedPageBreak/>
+        <w:t xml:space="preserve">Pré-condições: </w:t>
+      </w:r>
+      <w:r>
+        <w:t>O sistema está em execução e existir uma sala disponível</w:t>
+      </w:r>
+      <w:r>
+        <w:t xml:space="preserve"> dentro do horário descrito</w:t>
+      </w:r>
+    </w:p>
+    <w:p>
+      <w:pPr>
+        <w:jc w:val="both"/>
+      </w:pPr>
+    </w:p>
+    <w:p>
+      <w:pPr>
+        <w:pBdr>
+          <w:bottom w:val="double" w:sz="6" w:space="1" w:color="auto"/>
+        </w:pBdr>
+        <w:jc w:val="both"/>
+      </w:pPr>
+      <w:r>
+        <w:t>Passos:</w:t>
+      </w:r>
+    </w:p>
+    <w:p>
+      <w:pPr>
+        <w:pBdr>
+          <w:bottom w:val="double" w:sz="6" w:space="1" w:color="auto"/>
+        </w:pBdr>
+        <w:jc w:val="both"/>
+      </w:pPr>
+      <w:r>
+        <w:t>1. Acessar o sistema</w:t>
+      </w:r>
+    </w:p>
+    <w:p>
+      <w:pPr>
+        <w:pBdr>
+          <w:bottom w:val="double" w:sz="6" w:space="1" w:color="auto"/>
+        </w:pBdr>
+        <w:jc w:val="both"/>
+      </w:pPr>
+      <w:r>
+        <w:t xml:space="preserve">2. </w:t>
+      </w:r>
+      <w:r>
+        <w:t xml:space="preserve">Procurar uma sala e reserva-la </w:t>
+      </w:r>
+      <w:proofErr w:type="spellStart"/>
+      <w:r>
+        <w:t>independente</w:t>
+      </w:r>
+      <w:proofErr w:type="spellEnd"/>
+      <w:r>
+        <w:t xml:space="preserve"> de estar </w:t>
+      </w:r>
+      <w:r>
+        <w:t>no horário ou não.</w:t>
+      </w:r>
+    </w:p>
+    <w:p>
+      <w:pPr>
+        <w:pBdr>
+          <w:bottom w:val="double" w:sz="6" w:space="1" w:color="auto"/>
+        </w:pBdr>
+        <w:jc w:val="both"/>
+      </w:pPr>
+      <w:r>
+        <w:t xml:space="preserve">3. </w:t>
+      </w:r>
+      <w:r>
+        <w:t>Clicar no botão “Reservar”</w:t>
+      </w:r>
+    </w:p>
+    <w:p>
+      <w:pPr>
+        <w:pBdr>
+          <w:bottom w:val="double" w:sz="6" w:space="1" w:color="auto"/>
+        </w:pBdr>
+        <w:jc w:val="both"/>
+      </w:pPr>
+    </w:p>
+    <w:p>
+      <w:pPr>
+        <w:pBdr>
+          <w:bottom w:val="double" w:sz="6" w:space="1" w:color="auto"/>
+        </w:pBdr>
+        <w:jc w:val="both"/>
+      </w:pPr>
+      <w:r>
+        <w:t>Cenário 1 –</w:t>
+      </w:r>
+      <w:r>
+        <w:t xml:space="preserve"> O professor reserva a sala dentro do horário planejado</w:t>
+      </w:r>
+    </w:p>
+    <w:p>
+      <w:pPr>
+        <w:pBdr>
+          <w:bottom w:val="double" w:sz="6" w:space="1" w:color="auto"/>
+        </w:pBdr>
+        <w:jc w:val="both"/>
+      </w:pPr>
+      <w:r>
+        <w:t>- Dados de teste: a sala a ser reservada precisa estar dentro do horário planejado</w:t>
+      </w:r>
+    </w:p>
+    <w:p>
+      <w:pPr>
+        <w:pBdr>
+          <w:bottom w:val="double" w:sz="6" w:space="1" w:color="auto"/>
+        </w:pBdr>
+        <w:jc w:val="both"/>
+      </w:pPr>
+      <w:r>
+        <w:t xml:space="preserve"> </w:t>
+      </w:r>
+    </w:p>
+    <w:p>
+      <w:pPr>
+        <w:pBdr>
+          <w:bottom w:val="double" w:sz="6" w:space="1" w:color="auto"/>
+        </w:pBdr>
+        <w:jc w:val="both"/>
+      </w:pPr>
+      <w:r>
+        <w:t>Resultados esperados:</w:t>
+      </w:r>
+    </w:p>
+    <w:p>
+      <w:pPr>
+        <w:pBdr>
+          <w:bottom w:val="double" w:sz="6" w:space="1" w:color="auto"/>
+        </w:pBdr>
+        <w:jc w:val="both"/>
+      </w:pPr>
+      <w:r>
+        <w:t xml:space="preserve">- </w:t>
+      </w:r>
+      <w:r>
+        <w:t>O sistema reserva a sala para o professor</w:t>
+      </w:r>
+      <w:r>
+        <w:t xml:space="preserve"> sem nenhum problema</w:t>
+      </w:r>
+    </w:p>
+    <w:p>
+      <w:pPr>
+        <w:pBdr>
+          <w:bottom w:val="double" w:sz="6" w:space="1" w:color="auto"/>
+        </w:pBdr>
+        <w:jc w:val="both"/>
+      </w:pPr>
+    </w:p>
+    <w:p>
+      <w:pPr>
+        <w:pBdr>
+          <w:bottom w:val="double" w:sz="6" w:space="1" w:color="auto"/>
+        </w:pBdr>
+        <w:jc w:val="both"/>
+      </w:pPr>
+      <w:r>
+        <w:t>Cenário 2 – O professor reserva a sala fora do horário planejado</w:t>
+      </w:r>
+    </w:p>
+    <w:p>
+      <w:pPr>
+        <w:pBdr>
+          <w:bottom w:val="double" w:sz="6" w:space="1" w:color="auto"/>
+        </w:pBdr>
+        <w:jc w:val="both"/>
+      </w:pPr>
+      <w:r>
+        <w:t>- Dados de teste: a sala a ser reservada precisa estar fora do horário planejado</w:t>
+      </w:r>
+    </w:p>
+    <w:p>
+      <w:pPr>
+        <w:pBdr>
+          <w:bottom w:val="double" w:sz="6" w:space="1" w:color="auto"/>
+        </w:pBdr>
+        <w:jc w:val="both"/>
+      </w:pPr>
+    </w:p>
+    <w:p>
+      <w:pPr>
+        <w:pBdr>
+          <w:bottom w:val="double" w:sz="6" w:space="1" w:color="auto"/>
+        </w:pBdr>
+        <w:jc w:val="both"/>
+      </w:pPr>
+      <w:proofErr w:type="spellStart"/>
+      <w:r>
+        <w:t>Resulados</w:t>
+      </w:r>
+      <w:proofErr w:type="spellEnd"/>
+      <w:r>
+        <w:t xml:space="preserve"> esperados:</w:t>
+      </w:r>
+    </w:p>
+    <w:p>
+      <w:pPr>
+        <w:pBdr>
+          <w:bottom w:val="double" w:sz="6" w:space="1" w:color="auto"/>
+        </w:pBdr>
+        <w:jc w:val="both"/>
+      </w:pPr>
+      <w:r>
+        <w:t>- O sistema bloqueia a reserva daquela sala e exibe o porquê não pode ser reservada ao professor</w:t>
+      </w:r>
+    </w:p>
+    <w:p>
+      <w:pPr>
+        <w:pBdr>
+          <w:bottom w:val="double" w:sz="6" w:space="1" w:color="auto"/>
+        </w:pBdr>
+        <w:jc w:val="both"/>
+      </w:pPr>
+    </w:p>
+    <w:p>
+      <w:pPr>
+        <w:pBdr>
+          <w:bottom w:val="double" w:sz="6" w:space="1" w:color="auto"/>
+        </w:pBdr>
+        <w:jc w:val="both"/>
+        <w:rPr>
+          <w:b/>
+        </w:rPr>
+      </w:pPr>
+      <w:r>
+        <w:rPr>
+          <w:b/>
+        </w:rPr>
+        <w:t>RF-06 só coordenação altera reserva de outro professor</w:t>
+      </w:r>
+    </w:p>
+    <w:p>
+      <w:pPr>
+        <w:pBdr>
+          <w:bottom w:val="double" w:sz="6" w:space="1" w:color="auto"/>
+        </w:pBdr>
+        <w:jc w:val="both"/>
+      </w:pPr>
+    </w:p>
+    <w:p>
+      <w:pPr>
+        <w:pBdr>
+          <w:bottom w:val="double" w:sz="6" w:space="1" w:color="auto"/>
+        </w:pBdr>
+        <w:jc w:val="both"/>
+      </w:pPr>
+      <w:r>
+        <w:t>Descrição:</w:t>
+      </w:r>
+      <w:r>
+        <w:t xml:space="preserve"> A coordenação do colégio será o cargo que poderá alterar a reserva de sala dos professores</w:t>
+      </w:r>
+    </w:p>
+    <w:p>
+      <w:pPr>
+        <w:pBdr>
+          <w:bottom w:val="double" w:sz="6" w:space="1" w:color="auto"/>
+        </w:pBdr>
+        <w:jc w:val="both"/>
+      </w:pPr>
+    </w:p>
+    <w:p>
+      <w:pPr>
+        <w:pBdr>
+          <w:bottom w:val="double" w:sz="6" w:space="1" w:color="auto"/>
+        </w:pBdr>
+        <w:jc w:val="both"/>
+      </w:pPr>
+      <w:r>
+        <w:t>Pré-condições:</w:t>
+      </w:r>
+      <w:r>
+        <w:t xml:space="preserve"> </w:t>
+      </w:r>
+      <w:r>
+        <w:t xml:space="preserve">O sistema está em execução e existir uma sala </w:t>
+      </w:r>
+      <w:r>
+        <w:t>reservada</w:t>
+      </w:r>
+      <w:r>
+        <w:t xml:space="preserve"> </w:t>
+      </w:r>
+      <w:r>
+        <w:t>por outro professor</w:t>
+      </w:r>
+    </w:p>
+    <w:p>
+      <w:pPr>
+        <w:pBdr>
+          <w:bottom w:val="double" w:sz="6" w:space="1" w:color="auto"/>
+        </w:pBdr>
+        <w:jc w:val="both"/>
+      </w:pPr>
+    </w:p>
+    <w:p>
+      <w:pPr>
+        <w:pBdr>
+          <w:bottom w:val="double" w:sz="6" w:space="1" w:color="auto"/>
+        </w:pBdr>
+        <w:jc w:val="both"/>
+      </w:pPr>
+      <w:r>
+        <w:t>Passos:</w:t>
+      </w:r>
+    </w:p>
+    <w:p>
+      <w:pPr>
+        <w:pBdr>
+          <w:bottom w:val="double" w:sz="6" w:space="1" w:color="auto"/>
+        </w:pBdr>
+        <w:jc w:val="both"/>
+      </w:pPr>
+      <w:r>
+        <w:t>1. Acessar o sistema</w:t>
+      </w:r>
+    </w:p>
+    <w:p>
+      <w:pPr>
+        <w:pBdr>
+          <w:bottom w:val="double" w:sz="6" w:space="1" w:color="auto"/>
+        </w:pBdr>
+        <w:jc w:val="both"/>
+      </w:pPr>
+      <w:r>
+        <w:t xml:space="preserve">2. </w:t>
+      </w:r>
+      <w:r>
+        <w:t xml:space="preserve">O coordenador/a procura </w:t>
+      </w:r>
+      <w:r>
+        <w:t xml:space="preserve">uma sala </w:t>
+      </w:r>
+      <w:r>
+        <w:t>reservada e troca para outro professor</w:t>
+      </w:r>
+      <w:r>
+        <w:t>.</w:t>
+      </w:r>
+    </w:p>
+    <w:p>
+      <w:pPr>
+        <w:pBdr>
+          <w:bottom w:val="double" w:sz="6" w:space="1" w:color="auto"/>
+        </w:pBdr>
+        <w:jc w:val="both"/>
+      </w:pPr>
+      <w:r>
+        <w:t>3. Clicar no botão “</w:t>
+      </w:r>
+      <w:r>
+        <w:t>Trocar</w:t>
+      </w:r>
+      <w:r>
+        <w:t>”</w:t>
+      </w:r>
+    </w:p>
+    <w:p>
+      <w:pPr>
+        <w:pBdr>
+          <w:bottom w:val="double" w:sz="6" w:space="1" w:color="auto"/>
+        </w:pBdr>
+        <w:jc w:val="both"/>
+      </w:pPr>
+    </w:p>
+    <w:p>
+      <w:pPr>
+        <w:pBdr>
+          <w:bottom w:val="double" w:sz="6" w:space="1" w:color="auto"/>
+        </w:pBdr>
+        <w:jc w:val="both"/>
+      </w:pPr>
+      <w:r>
+        <w:t xml:space="preserve">Cenário 1 </w:t>
+      </w:r>
+      <w:r>
+        <w:t>–</w:t>
+      </w:r>
+      <w:r>
+        <w:t xml:space="preserve"> O coordenador</w:t>
+      </w:r>
+      <w:r>
+        <w:t xml:space="preserve"> troca uma sala de um professor para outro</w:t>
+      </w:r>
+    </w:p>
+    <w:p>
+      <w:pPr>
+        <w:pBdr>
+          <w:bottom w:val="double" w:sz="6" w:space="1" w:color="auto"/>
+        </w:pBdr>
+        <w:jc w:val="both"/>
+      </w:pPr>
+      <w:r>
+        <w:t>- Dados de testes: existir uma sala reservada por um professor que pode ser trocada para outro</w:t>
+      </w:r>
+    </w:p>
+    <w:p>
+      <w:pPr>
+        <w:pBdr>
+          <w:bottom w:val="double" w:sz="6" w:space="1" w:color="auto"/>
+        </w:pBdr>
+        <w:jc w:val="both"/>
+      </w:pPr>
+    </w:p>
+    <w:p>
+      <w:pPr>
+        <w:pBdr>
+          <w:bottom w:val="double" w:sz="6" w:space="1" w:color="auto"/>
+        </w:pBdr>
+        <w:jc w:val="both"/>
+      </w:pPr>
+      <w:r>
+        <w:t>Resultado esperado</w:t>
+      </w:r>
+      <w:r>
+        <w:t>s</w:t>
+      </w:r>
+      <w:r>
+        <w:t>:</w:t>
+      </w:r>
+    </w:p>
+    <w:p>
+      <w:pPr>
+        <w:pBdr>
+          <w:bottom w:val="double" w:sz="6" w:space="1" w:color="auto"/>
+        </w:pBdr>
+        <w:jc w:val="both"/>
+      </w:pPr>
+      <w:r>
+        <w:t xml:space="preserve">- </w:t>
+      </w:r>
+      <w:r>
+        <w:t>A sala reservada é trocada com sucesso para outro professor ocupá-la</w:t>
+      </w:r>
+    </w:p>
+    <w:p>
+      <w:pPr>
+        <w:pBdr>
+          <w:bottom w:val="double" w:sz="6" w:space="1" w:color="auto"/>
+        </w:pBdr>
+        <w:jc w:val="both"/>
+      </w:pPr>
+      <w:r>
+        <w:t xml:space="preserve"> </w:t>
+      </w:r>
+    </w:p>
+    <w:p>
+      <w:pPr>
+        <w:pBdr>
+          <w:bottom w:val="double" w:sz="6" w:space="1" w:color="auto"/>
+        </w:pBdr>
+        <w:jc w:val="both"/>
+        <w:rPr>
+          <w:b/>
+        </w:rPr>
+      </w:pPr>
+      <w:r>
+        <w:rPr>
+          <w:b/>
+        </w:rPr>
+        <w:t>RF-07 cancelamento libera horário e registra histórico</w:t>
+      </w:r>
+    </w:p>
+    <w:p>
+      <w:pPr>
+        <w:pBdr>
+          <w:bottom w:val="double" w:sz="6" w:space="1" w:color="auto"/>
+        </w:pBdr>
+        <w:jc w:val="both"/>
+      </w:pPr>
+    </w:p>
+    <w:p>
+      <w:pPr>
+        <w:pBdr>
+          <w:bottom w:val="double" w:sz="6" w:space="1" w:color="auto"/>
+        </w:pBdr>
+        <w:jc w:val="both"/>
+      </w:pPr>
+      <w:r>
+        <w:t>Descrição:</w:t>
+      </w:r>
+      <w:r>
+        <w:t xml:space="preserve"> Ao reservar uma sala e mudar de ideia depois, o sistema deve cancelar a reserva e registrar no histórico</w:t>
+      </w:r>
+    </w:p>
+    <w:p>
+      <w:pPr>
+        <w:pBdr>
+          <w:bottom w:val="double" w:sz="6" w:space="1" w:color="auto"/>
+        </w:pBdr>
+        <w:jc w:val="both"/>
+      </w:pPr>
+    </w:p>
+    <w:p>
+      <w:pPr>
+        <w:pBdr>
+          <w:bottom w:val="double" w:sz="6" w:space="1" w:color="auto"/>
+        </w:pBdr>
+        <w:jc w:val="both"/>
+      </w:pPr>
+      <w:r>
+        <w:lastRenderedPageBreak/>
+        <w:t>Pré-condições:</w:t>
+      </w:r>
+      <w:r>
+        <w:t xml:space="preserve"> </w:t>
+      </w:r>
+      <w:r>
+        <w:t xml:space="preserve">O sistema está em execução e existir uma sala reservada por </w:t>
+      </w:r>
+      <w:r>
+        <w:t xml:space="preserve">um </w:t>
+      </w:r>
+      <w:r>
+        <w:t>professor</w:t>
+      </w:r>
+      <w:r>
+        <w:t xml:space="preserve"> </w:t>
+      </w:r>
+    </w:p>
+    <w:p>
+      <w:pPr>
+        <w:pBdr>
+          <w:bottom w:val="double" w:sz="6" w:space="1" w:color="auto"/>
+        </w:pBdr>
+        <w:jc w:val="both"/>
+      </w:pPr>
+    </w:p>
+    <w:p>
+      <w:pPr>
+        <w:pBdr>
+          <w:bottom w:val="double" w:sz="6" w:space="1" w:color="auto"/>
+        </w:pBdr>
+        <w:jc w:val="both"/>
+      </w:pPr>
+      <w:r>
+        <w:t>Passos:</w:t>
+      </w:r>
+    </w:p>
+    <w:p>
+      <w:pPr>
+        <w:pBdr>
+          <w:bottom w:val="double" w:sz="6" w:space="1" w:color="auto"/>
+        </w:pBdr>
+        <w:jc w:val="both"/>
+      </w:pPr>
+      <w:r>
+        <w:t>1. Acessar o sistema</w:t>
+      </w:r>
+    </w:p>
+    <w:p>
+      <w:pPr>
+        <w:pBdr>
+          <w:bottom w:val="double" w:sz="6" w:space="1" w:color="auto"/>
+        </w:pBdr>
+        <w:jc w:val="both"/>
+      </w:pPr>
+      <w:r>
+        <w:t xml:space="preserve">2. </w:t>
+      </w:r>
+      <w:r>
+        <w:t>O professor procura em suas reservas a sala que ele queria cancelar a ocupação</w:t>
+      </w:r>
+    </w:p>
+    <w:p>
+      <w:pPr>
+        <w:pBdr>
+          <w:bottom w:val="double" w:sz="6" w:space="1" w:color="auto"/>
+        </w:pBdr>
+        <w:jc w:val="both"/>
+      </w:pPr>
+      <w:r>
+        <w:t>3. Clicar no botão “</w:t>
+      </w:r>
+      <w:r>
+        <w:t>Cancelar reserva</w:t>
+      </w:r>
+      <w:r>
+        <w:t>”</w:t>
+      </w:r>
+    </w:p>
+    <w:p>
+      <w:pPr>
+        <w:pBdr>
+          <w:bottom w:val="double" w:sz="6" w:space="1" w:color="auto"/>
+        </w:pBdr>
+        <w:jc w:val="both"/>
+      </w:pPr>
+    </w:p>
+    <w:p>
+      <w:pPr>
+        <w:pBdr>
+          <w:bottom w:val="double" w:sz="6" w:space="1" w:color="auto"/>
+        </w:pBdr>
+        <w:jc w:val="both"/>
+      </w:pPr>
+      <w:r>
+        <w:t xml:space="preserve">Cenário 1 </w:t>
+      </w:r>
+      <w:r>
+        <w:t>– O professor cancela a reserva da sala que ele fez</w:t>
+      </w:r>
+    </w:p>
+    <w:p>
+      <w:pPr>
+        <w:pBdr>
+          <w:bottom w:val="double" w:sz="6" w:space="1" w:color="auto"/>
+        </w:pBdr>
+        <w:jc w:val="both"/>
+      </w:pPr>
+      <w:r>
+        <w:t xml:space="preserve">- Dados de teste: existir uma sala reservada no sistema em que o professor requisitou </w:t>
+      </w:r>
+    </w:p>
+    <w:p>
+      <w:pPr>
+        <w:pBdr>
+          <w:bottom w:val="double" w:sz="6" w:space="1" w:color="auto"/>
+        </w:pBdr>
+        <w:jc w:val="both"/>
+      </w:pPr>
+    </w:p>
+    <w:p>
+      <w:pPr>
+        <w:pBdr>
+          <w:bottom w:val="double" w:sz="6" w:space="1" w:color="auto"/>
+        </w:pBdr>
+        <w:jc w:val="both"/>
+      </w:pPr>
+      <w:r>
+        <w:t>Resultados esperados:</w:t>
+      </w:r>
+    </w:p>
+    <w:p>
+      <w:pPr>
+        <w:pBdr>
+          <w:bottom w:val="double" w:sz="6" w:space="1" w:color="auto"/>
+        </w:pBdr>
+        <w:jc w:val="both"/>
+      </w:pPr>
+      <w:r>
+        <w:t>- Ao cancelar a reserva, o sistema deve informar que foi feita com sucesso a operação e registrar no histórico do sistema o cancelamento</w:t>
+      </w:r>
+    </w:p>
+    <w:p>
+      <w:pPr>
+        <w:pBdr>
+          <w:bottom w:val="double" w:sz="6" w:space="1" w:color="auto"/>
+        </w:pBdr>
+        <w:jc w:val="both"/>
+      </w:pPr>
+    </w:p>
+    <w:p>
+      <w:pPr>
+        <w:pBdr>
+          <w:bottom w:val="double" w:sz="6" w:space="1" w:color="auto"/>
+        </w:pBdr>
+        <w:jc w:val="both"/>
+        <w:rPr>
+          <w:b/>
+        </w:rPr>
+      </w:pPr>
+      <w:r>
+        <w:rPr>
+          <w:b/>
+        </w:rPr>
+        <w:t>RF-08 alteração ou cancelamento gera notificação</w:t>
+      </w:r>
+    </w:p>
+    <w:p>
+      <w:pPr>
+        <w:pBdr>
+          <w:bottom w:val="double" w:sz="6" w:space="1" w:color="auto"/>
+        </w:pBdr>
+        <w:jc w:val="both"/>
+      </w:pPr>
+    </w:p>
+    <w:p>
+      <w:pPr>
+        <w:pBdr>
+          <w:bottom w:val="double" w:sz="6" w:space="1" w:color="auto"/>
+        </w:pBdr>
+        <w:jc w:val="both"/>
+      </w:pPr>
+      <w:r>
+        <w:t>Descrição:</w:t>
+      </w:r>
+      <w:r>
+        <w:t xml:space="preserve"> Quando o coordenador alterar ou o professor cancelar </w:t>
+      </w:r>
+      <w:r>
+        <w:t xml:space="preserve">a reserva da sala, o sistema irá gerar uma notificação informando o </w:t>
+      </w:r>
+      <w:proofErr w:type="spellStart"/>
+      <w:r>
+        <w:t>usuario</w:t>
+      </w:r>
+      <w:proofErr w:type="spellEnd"/>
+    </w:p>
+    <w:p>
+      <w:pPr>
+        <w:pBdr>
+          <w:bottom w:val="double" w:sz="6" w:space="1" w:color="auto"/>
+        </w:pBdr>
+        <w:jc w:val="both"/>
+      </w:pPr>
+    </w:p>
+    <w:p>
+      <w:pPr>
+        <w:pBdr>
+          <w:bottom w:val="double" w:sz="6" w:space="1" w:color="auto"/>
+        </w:pBdr>
+        <w:jc w:val="both"/>
+      </w:pPr>
+      <w:r>
+        <w:t>Pré-condições:</w:t>
+      </w:r>
+      <w:r>
+        <w:t xml:space="preserve"> </w:t>
+      </w:r>
+      <w:r>
+        <w:t>O sistema está em execução e existir uma sala reservada</w:t>
+      </w:r>
+      <w:r>
+        <w:t xml:space="preserve"> para o coordenador alterar a sala ou o professor cancelar a reserva.</w:t>
+      </w:r>
+    </w:p>
+    <w:p>
+      <w:pPr>
+        <w:pBdr>
+          <w:bottom w:val="double" w:sz="6" w:space="1" w:color="auto"/>
+        </w:pBdr>
+        <w:jc w:val="both"/>
+      </w:pPr>
+    </w:p>
+    <w:p>
+      <w:pPr>
+        <w:pBdr>
+          <w:bottom w:val="double" w:sz="6" w:space="1" w:color="auto"/>
+        </w:pBdr>
+        <w:jc w:val="both"/>
+      </w:pPr>
+      <w:r>
+        <w:t>Passos:</w:t>
+      </w:r>
+      <w:r>
+        <w:t xml:space="preserve"> </w:t>
+      </w:r>
+    </w:p>
+    <w:p>
+      <w:pPr>
+        <w:pBdr>
+          <w:bottom w:val="double" w:sz="6" w:space="1" w:color="auto"/>
+        </w:pBdr>
+        <w:jc w:val="both"/>
+      </w:pPr>
+      <w:r>
+        <w:t>1. Acessar o sistema</w:t>
+      </w:r>
+    </w:p>
+    <w:p>
+      <w:pPr>
+        <w:pBdr>
+          <w:bottom w:val="double" w:sz="6" w:space="1" w:color="auto"/>
+        </w:pBdr>
+        <w:jc w:val="both"/>
+      </w:pPr>
+      <w:r>
+        <w:t>2. O professor procura em suas reservas a sala que ele queria cancelar a ocupação</w:t>
+      </w:r>
+      <w:r>
+        <w:t xml:space="preserve"> ou o coordenador procura a sala reservada para alterar a posse</w:t>
+      </w:r>
+    </w:p>
+    <w:p>
+      <w:pPr>
+        <w:pBdr>
+          <w:bottom w:val="double" w:sz="6" w:space="1" w:color="auto"/>
+        </w:pBdr>
+        <w:jc w:val="both"/>
+      </w:pPr>
+      <w:r>
+        <w:t>3. Clicar no botão “Cancelar reserva</w:t>
+      </w:r>
+      <w:r>
+        <w:t xml:space="preserve"> / Trocar reserva</w:t>
+      </w:r>
+      <w:r>
+        <w:t>”</w:t>
+      </w:r>
+    </w:p>
+    <w:p>
+      <w:pPr>
+        <w:pBdr>
+          <w:bottom w:val="double" w:sz="6" w:space="1" w:color="auto"/>
+        </w:pBdr>
+        <w:jc w:val="both"/>
+      </w:pPr>
+    </w:p>
+    <w:p>
+      <w:pPr>
+        <w:pBdr>
+          <w:bottom w:val="double" w:sz="6" w:space="1" w:color="auto"/>
+        </w:pBdr>
+        <w:jc w:val="both"/>
+      </w:pPr>
+      <w:r>
+        <w:t xml:space="preserve">Cenário 1 </w:t>
+      </w:r>
+      <w:r>
+        <w:t>– o professor faz o cancelamento de sua reserva</w:t>
+      </w:r>
+    </w:p>
+    <w:p>
+      <w:pPr>
+        <w:pBdr>
+          <w:bottom w:val="double" w:sz="6" w:space="1" w:color="auto"/>
+        </w:pBdr>
+        <w:jc w:val="both"/>
+      </w:pPr>
+      <w:r>
+        <w:t xml:space="preserve">- Dados de testes: </w:t>
+      </w:r>
+      <w:r>
+        <w:t>existir uma sala reservada no sistema em que o professor requisitou</w:t>
+      </w:r>
+    </w:p>
+    <w:p>
+      <w:pPr>
+        <w:pBdr>
+          <w:bottom w:val="double" w:sz="6" w:space="1" w:color="auto"/>
+        </w:pBdr>
+        <w:jc w:val="both"/>
+      </w:pPr>
+    </w:p>
+    <w:p>
+      <w:pPr>
+        <w:pBdr>
+          <w:bottom w:val="double" w:sz="6" w:space="1" w:color="auto"/>
+        </w:pBdr>
+        <w:jc w:val="both"/>
+      </w:pPr>
+      <w:r>
+        <w:t>Resultados esperados:</w:t>
+      </w:r>
+    </w:p>
+    <w:p>
+      <w:pPr>
+        <w:pBdr>
+          <w:bottom w:val="double" w:sz="6" w:space="1" w:color="auto"/>
+        </w:pBdr>
+        <w:jc w:val="both"/>
+      </w:pPr>
+      <w:r>
+        <w:t>- Quando o professor cancelar a reserva,</w:t>
+      </w:r>
       <w:bookmarkStart w:id="0" w:name="_GoBack"/>
       <w:bookmarkEnd w:id="0"/>
-    </w:p>
-    <w:p>
-      <w:pPr>
-        <w:jc w:val="both"/>
-      </w:pPr>
-      <w:r>
-        <w:t>Cenário 4 - Nome de usuário e senha em branco:</w:t>
-      </w:r>
-    </w:p>
-    <w:p>
-      <w:pPr>
-        <w:jc w:val="both"/>
-      </w:pPr>
-      <w:r>
-        <w:t>- Dados de Teste:</w:t>
-      </w:r>
-    </w:p>
-    <w:p>
-      <w:pPr>
-        <w:jc w:val="both"/>
-      </w:pPr>
-      <w:r>
-        <w:t xml:space="preserve">  - Nome de usuário: (campo em branco)</w:t>
-      </w:r>
-    </w:p>
-    <w:p>
-      <w:pPr>
-        <w:jc w:val="both"/>
-      </w:pPr>
-      <w:r>
-        <w:t xml:space="preserve">  - Senha: (campo em branco)</w:t>
-      </w:r>
-    </w:p>
-    <w:p>
-      <w:pPr>
-        <w:jc w:val="both"/>
-      </w:pPr>
-      <w:r>
-        <w:t xml:space="preserve">  </w:t>
-      </w:r>
-    </w:p>
-    <w:p>
-      <w:pPr>
-        <w:jc w:val="both"/>
-      </w:pPr>
-      <w:r>
-        <w:t>- Resultado Esperado:</w:t>
-      </w:r>
-    </w:p>
-    <w:p>
-      <w:pPr>
-        <w:jc w:val="both"/>
-      </w:pPr>
-      <w:r>
-        <w:t xml:space="preserve">  - O sistema exibe mensagens de erro indicando que os campos "Nome de usuário" e "Senha" são obrigatórios.</w:t>
-      </w:r>
-    </w:p>
-    <w:p>
-      <w:pPr>
-        <w:jc w:val="both"/>
-      </w:pPr>
-      <w:r>
-        <w:t xml:space="preserve">  - O usuário permanece na página de login.</w:t>
-      </w:r>
-    </w:p>
-    <w:p>
-      <w:pPr>
-        <w:jc w:val="both"/>
-      </w:pPr>
-    </w:p>
-    <w:p>
-      <w:pPr>
-        <w:jc w:val="both"/>
-      </w:pPr>
-      <w:r>
-        <w:t>Cenário 5 - Nome de usuário válido, senha em branco:</w:t>
-      </w:r>
-    </w:p>
-    <w:p>
-      <w:pPr>
-        <w:jc w:val="both"/>
-      </w:pPr>
-      <w:r>
-        <w:t>- Dados de Teste:</w:t>
-      </w:r>
-    </w:p>
-    <w:p>
-      <w:pPr>
-        <w:jc w:val="both"/>
-      </w:pPr>
-      <w:r>
-        <w:t xml:space="preserve">  - Nome de usuário: "usuario123"</w:t>
-      </w:r>
-    </w:p>
-    <w:p>
-      <w:pPr>
-        <w:jc w:val="both"/>
-      </w:pPr>
-      <w:r>
-        <w:t xml:space="preserve">  - Senha: (campo em branco)</w:t>
-      </w:r>
-    </w:p>
-    <w:p>
-      <w:pPr>
-        <w:jc w:val="both"/>
-      </w:pPr>
-      <w:r>
-        <w:t xml:space="preserve">  </w:t>
-      </w:r>
-    </w:p>
-    <w:p>
-      <w:pPr>
-        <w:jc w:val="both"/>
-      </w:pPr>
-      <w:r>
-        <w:t>- Resultado Esperado:</w:t>
-      </w:r>
-    </w:p>
-    <w:p>
-      <w:pPr>
-        <w:jc w:val="both"/>
-      </w:pPr>
-      <w:r>
-        <w:t xml:space="preserve">  - O sistema exibe uma mensagem de erro indicando que o campo "Senha" é obrigatório.</w:t>
-      </w:r>
-    </w:p>
-    <w:p>
-      <w:pPr>
-        <w:jc w:val="both"/>
-      </w:pPr>
-      <w:r>
-        <w:t xml:space="preserve">  - O usuário permanece na página de login.</w:t>
-      </w:r>
-    </w:p>
-    <w:p>
-      <w:pPr>
-        <w:jc w:val="both"/>
-      </w:pPr>
-    </w:p>
-    <w:p>
-      <w:pPr>
-        <w:jc w:val="both"/>
-      </w:pPr>
-      <w:r>
-        <w:t>Cenário 6 - Nome de usuário em branco, senha válida:</w:t>
-      </w:r>
-    </w:p>
-    <w:p>
-      <w:pPr>
-        <w:jc w:val="both"/>
-      </w:pPr>
-      <w:r>
-        <w:lastRenderedPageBreak/>
-        <w:t>- Dados de Teste:</w:t>
-      </w:r>
-    </w:p>
-    <w:p>
-      <w:pPr>
-        <w:jc w:val="both"/>
-      </w:pPr>
-      <w:r>
-        <w:t xml:space="preserve">  - Nome de usuário: (campo em branco)</w:t>
-      </w:r>
-    </w:p>
-    <w:p>
-      <w:pPr>
-        <w:jc w:val="both"/>
-      </w:pPr>
-      <w:r>
-        <w:t xml:space="preserve">  - Senha: "senha123"</w:t>
-      </w:r>
-    </w:p>
-    <w:p>
-      <w:pPr>
-        <w:jc w:val="both"/>
-      </w:pPr>
-      <w:r>
-        <w:t xml:space="preserve">  </w:t>
-      </w:r>
-    </w:p>
-    <w:p>
-      <w:pPr>
-        <w:jc w:val="both"/>
-      </w:pPr>
-      <w:r>
-        <w:t>- Resultado Esperado:</w:t>
-      </w:r>
-    </w:p>
-    <w:p>
-      <w:pPr>
-        <w:jc w:val="both"/>
-      </w:pPr>
-      <w:r>
-        <w:t xml:space="preserve">  - O sistema exibe uma mensagem de erro indicando que o campo "Nome de usuário" é obrigatório.</w:t>
-      </w:r>
-    </w:p>
-    <w:p>
-      <w:pPr>
-        <w:jc w:val="both"/>
-      </w:pPr>
-      <w:r>
-        <w:t xml:space="preserve">  - O usuário permanece na página de login.</w:t>
-      </w:r>
-    </w:p>
-    <w:p>
-      <w:pPr>
-        <w:jc w:val="both"/>
-      </w:pPr>
-    </w:p>
-    <w:p>
-      <w:pPr>
-        <w:jc w:val="both"/>
-      </w:pPr>
-      <w:r>
-        <w:t>Cenário 7 - Bloqueio após várias tentativas de login inválidas:</w:t>
-      </w:r>
-    </w:p>
-    <w:p>
-      <w:pPr>
-        <w:jc w:val="both"/>
-      </w:pPr>
-      <w:r>
-        <w:t>- Dados de Teste:</w:t>
-      </w:r>
-    </w:p>
-    <w:p>
-      <w:pPr>
-        <w:jc w:val="both"/>
-      </w:pPr>
-      <w:r>
-        <w:t xml:space="preserve">  - Tentativas inválidas: 5 (ou quantidade configurada)</w:t>
-      </w:r>
-    </w:p>
-    <w:p>
-      <w:pPr>
-        <w:jc w:val="both"/>
-      </w:pPr>
-      <w:r>
-        <w:t xml:space="preserve">  </w:t>
-      </w:r>
-    </w:p>
-    <w:p>
-      <w:pPr>
-        <w:jc w:val="both"/>
-      </w:pPr>
-      <w:r>
-        <w:t>- Resultado Esperado:</w:t>
-      </w:r>
-    </w:p>
-    <w:p>
-      <w:pPr>
-        <w:jc w:val="both"/>
-      </w:pPr>
-      <w:r>
-        <w:t xml:space="preserve">  - O sistema bloqueia o acesso após o número especificado de tentativas de login inválidas.</w:t>
-      </w:r>
-    </w:p>
-    <w:p>
-      <w:pPr>
-        <w:jc w:val="both"/>
-      </w:pPr>
-      <w:r>
-        <w:t xml:space="preserve">  - Exibe uma mensagem informando que a conta foi bloqueada e instruções para desbloqueio.</w:t>
-      </w:r>
-    </w:p>
-    <w:p>
-      <w:pPr>
-        <w:jc w:val="both"/>
-      </w:pPr>
-    </w:p>
-    <w:p>
-      <w:pPr>
-        <w:jc w:val="both"/>
-      </w:pPr>
-      <w:r>
-        <w:t>Pós-condições: O usuário está na página de login ou na página inicial, dependendo do resultado dos cenários de teste.</w:t>
-      </w:r>
+      <w:r>
+        <w:t xml:space="preserve"> o sistema irá gerar uma notificação na tela</w:t>
+      </w:r>
+    </w:p>
+    <w:p>
+      <w:pPr>
+        <w:pBdr>
+          <w:bottom w:val="double" w:sz="6" w:space="1" w:color="auto"/>
+        </w:pBdr>
+        <w:jc w:val="both"/>
+      </w:pPr>
+    </w:p>
+    <w:p>
+      <w:pPr>
+        <w:pBdr>
+          <w:bottom w:val="double" w:sz="6" w:space="1" w:color="auto"/>
+        </w:pBdr>
+        <w:jc w:val="both"/>
+      </w:pPr>
+      <w:r>
+        <w:t>Cenário 2 – O coordenador faz uma alteração de posse de uma reserva</w:t>
+      </w:r>
+    </w:p>
+    <w:p>
+      <w:pPr>
+        <w:pBdr>
+          <w:bottom w:val="double" w:sz="6" w:space="1" w:color="auto"/>
+        </w:pBdr>
+        <w:jc w:val="both"/>
+      </w:pPr>
+      <w:r>
+        <w:t xml:space="preserve">- Dados de teste: </w:t>
+      </w:r>
+      <w:r>
+        <w:t>existir uma sala reservada por um professor que pode ser trocada para outro</w:t>
+      </w:r>
+    </w:p>
+    <w:p>
+      <w:pPr>
+        <w:pBdr>
+          <w:bottom w:val="double" w:sz="6" w:space="1" w:color="auto"/>
+        </w:pBdr>
+        <w:jc w:val="both"/>
+      </w:pPr>
+    </w:p>
+    <w:p>
+      <w:pPr>
+        <w:pBdr>
+          <w:bottom w:val="double" w:sz="6" w:space="1" w:color="auto"/>
+        </w:pBdr>
+        <w:jc w:val="both"/>
+      </w:pPr>
+      <w:r>
+        <w:t>Resultados esperados:</w:t>
+      </w:r>
+    </w:p>
+    <w:p>
+      <w:pPr>
+        <w:pBdr>
+          <w:bottom w:val="double" w:sz="6" w:space="1" w:color="auto"/>
+        </w:pBdr>
+        <w:jc w:val="both"/>
+      </w:pPr>
+      <w:r>
+        <w:t>- Quando o coordenador alterar a posse d</w:t>
+      </w:r>
+      <w:r>
+        <w:t>a reserva</w:t>
+      </w:r>
+      <w:r>
+        <w:t>,</w:t>
+      </w:r>
+      <w:r>
+        <w:t xml:space="preserve"> o sistema irá gerar uma notificação </w:t>
+      </w:r>
+      <w:r>
+        <w:t>na tela</w:t>
+      </w:r>
+    </w:p>
+    <w:p>
+      <w:pPr>
+        <w:pBdr>
+          <w:bottom w:val="double" w:sz="6" w:space="1" w:color="auto"/>
+        </w:pBdr>
+        <w:jc w:val="both"/>
+      </w:pPr>
+    </w:p>
+    <w:p>
+      <w:pPr>
+        <w:pBdr>
+          <w:bottom w:val="double" w:sz="6" w:space="1" w:color="auto"/>
+        </w:pBdr>
+        <w:jc w:val="both"/>
+        <w:rPr>
+          <w:b/>
+        </w:rPr>
+      </w:pPr>
+    </w:p>
+    <w:p>
+      <w:pPr>
+        <w:jc w:val="both"/>
+      </w:pPr>
+    </w:p>
+    <w:p>
+      <w:pPr>
+        <w:jc w:val="both"/>
+      </w:pPr>
+    </w:p>
+    <w:p>
+      <w:pPr>
+        <w:jc w:val="both"/>
+      </w:pPr>
+    </w:p>
+    <w:p>
+      <w:pPr>
+        <w:jc w:val="both"/>
+      </w:pPr>
     </w:p>
     <w:sectPr>
       <w:pgSz w:w="11906" w:h="16838"/>
@@ -939,6 +1776,141 @@
     </w:sectPr>
   </w:body>
 </w:document>
+</file>
+
+<file path=word/endnotes.xml><?xml version="1.0" encoding="utf-8"?>
+<w:endnotes xmlns:wpc="http://schemas.microsoft.com/office/word/2010/wordprocessingCanvas" xmlns:cx="http://schemas.microsoft.com/office/drawing/2014/chartex" xmlns:mc="http://schemas.openxmlformats.org/markup-compatibility/2006" xmlns:o="urn:schemas-microsoft-com:office:office" xmlns:r="http://schemas.openxmlformats.org/officeDocument/2006/relationships" xmlns:m="http://schemas.openxmlformats.org/officeDocument/2006/math" xmlns:v="urn:schemas-microsoft-com:vml" xmlns:wp14="http://schemas.microsoft.com/office/word/2010/wordprocessingDrawing" xmlns:wp="http://schemas.openxmlformats.org/drawingml/2006/wordprocessingDrawing" xmlns:w10="urn:schemas-microsoft-com:office:word" xmlns:w="http://schemas.openxmlformats.org/wordprocessingml/2006/main" xmlns:w14="http://schemas.microsoft.com/office/word/2010/wordml" xmlns:w15="http://schemas.microsoft.com/office/word/2012/wordml" xmlns:w16se="http://schemas.microsoft.com/office/word/2015/wordml/symex" xmlns:wpg="http://schemas.microsoft.com/office/word/2010/wordprocessingGroup" xmlns:wpi="http://schemas.microsoft.com/office/word/2010/wordprocessingInk" xmlns:wne="http://schemas.microsoft.com/office/word/2006/wordml" xmlns:wps="http://schemas.microsoft.com/office/word/2010/wordprocessingShape" mc:Ignorable="w14 w15 w16se wp14">
+  <w:endnote w:type="separator" w:id="-1">
+    <w:p>
+      <w:r>
+        <w:separator/>
+      </w:r>
+    </w:p>
+  </w:endnote>
+  <w:endnote w:type="continuationSeparator" w:id="0">
+    <w:p>
+      <w:r>
+        <w:continuationSeparator/>
+      </w:r>
+    </w:p>
+  </w:endnote>
+</w:endnotes>
+</file>
+
+<file path=word/footnotes.xml><?xml version="1.0" encoding="utf-8"?>
+<w:footnotes xmlns:wpc="http://schemas.microsoft.com/office/word/2010/wordprocessingCanvas" xmlns:cx="http://schemas.microsoft.com/office/drawing/2014/chartex" xmlns:mc="http://schemas.openxmlformats.org/markup-compatibility/2006" xmlns:o="urn:schemas-microsoft-com:office:office" xmlns:r="http://schemas.openxmlformats.org/officeDocument/2006/relationships" xmlns:m="http://schemas.openxmlformats.org/officeDocument/2006/math" xmlns:v="urn:schemas-microsoft-com:vml" xmlns:wp14="http://schemas.microsoft.com/office/word/2010/wordprocessingDrawing" xmlns:wp="http://schemas.openxmlformats.org/drawingml/2006/wordprocessingDrawing" xmlns:w10="urn:schemas-microsoft-com:office:word" xmlns:w="http://schemas.openxmlformats.org/wordprocessingml/2006/main" xmlns:w14="http://schemas.microsoft.com/office/word/2010/wordml" xmlns:w15="http://schemas.microsoft.com/office/word/2012/wordml" xmlns:w16se="http://schemas.microsoft.com/office/word/2015/wordml/symex" xmlns:wpg="http://schemas.microsoft.com/office/word/2010/wordprocessingGroup" xmlns:wpi="http://schemas.microsoft.com/office/word/2010/wordprocessingInk" xmlns:wne="http://schemas.microsoft.com/office/word/2006/wordml" xmlns:wps="http://schemas.microsoft.com/office/word/2010/wordprocessingShape" mc:Ignorable="w14 w15 w16se wp14">
+  <w:footnote w:type="separator" w:id="-1">
+    <w:p>
+      <w:r>
+        <w:separator/>
+      </w:r>
+    </w:p>
+  </w:footnote>
+  <w:footnote w:type="continuationSeparator" w:id="0">
+    <w:p>
+      <w:r>
+        <w:continuationSeparator/>
+      </w:r>
+    </w:p>
+  </w:footnote>
+</w:footnotes>
+</file>
+
+<file path=word/numbering.xml><?xml version="1.0" encoding="utf-8"?>
+<w:numbering xmlns:wpc="http://schemas.microsoft.com/office/word/2010/wordprocessingCanvas" xmlns:cx="http://schemas.microsoft.com/office/drawing/2014/chartex" xmlns:mc="http://schemas.openxmlformats.org/markup-compatibility/2006" xmlns:o="urn:schemas-microsoft-com:office:office" xmlns:r="http://schemas.openxmlformats.org/officeDocument/2006/relationships" xmlns:m="http://schemas.openxmlformats.org/officeDocument/2006/math" xmlns:v="urn:schemas-microsoft-com:vml" xmlns:wp14="http://schemas.microsoft.com/office/word/2010/wordprocessingDrawing" xmlns:wp="http://schemas.openxmlformats.org/drawingml/2006/wordprocessingDrawing" xmlns:w10="urn:schemas-microsoft-com:office:word" xmlns:w="http://schemas.openxmlformats.org/wordprocessingml/2006/main" xmlns:w14="http://schemas.microsoft.com/office/word/2010/wordml" xmlns:w15="http://schemas.microsoft.com/office/word/2012/wordml" xmlns:w16se="http://schemas.microsoft.com/office/word/2015/wordml/symex" xmlns:wpg="http://schemas.microsoft.com/office/word/2010/wordprocessingGroup" xmlns:wpi="http://schemas.microsoft.com/office/word/2010/wordprocessingInk" xmlns:wne="http://schemas.microsoft.com/office/word/2006/wordml" xmlns:wps="http://schemas.microsoft.com/office/word/2010/wordprocessingShape" mc:Ignorable="w14 w15 w16se wp14">
+  <w:abstractNum w:abstractNumId="0" w15:restartNumberingAfterBreak="0">
+    <w:nsid w:val="35FE0128"/>
+    <w:multiLevelType w:val="hybridMultilevel"/>
+    <w:tmpl w:val="7B4C7C40"/>
+    <w:lvl w:ilvl="0" w:tplc="0416000F">
+      <w:start w:val="1"/>
+      <w:numFmt w:val="decimal"/>
+      <w:lvlText w:val="%1."/>
+      <w:lvlJc w:val="left"/>
+      <w:pPr>
+        <w:ind w:left="720" w:hanging="360"/>
+      </w:pPr>
+      <w:rPr>
+        <w:rFonts w:hint="default"/>
+      </w:rPr>
+    </w:lvl>
+    <w:lvl w:ilvl="1" w:tplc="04160019" w:tentative="1">
+      <w:start w:val="1"/>
+      <w:numFmt w:val="lowerLetter"/>
+      <w:lvlText w:val="%2."/>
+      <w:lvlJc w:val="left"/>
+      <w:pPr>
+        <w:ind w:left="1440" w:hanging="360"/>
+      </w:pPr>
+    </w:lvl>
+    <w:lvl w:ilvl="2" w:tplc="0416001B" w:tentative="1">
+      <w:start w:val="1"/>
+      <w:numFmt w:val="lowerRoman"/>
+      <w:lvlText w:val="%3."/>
+      <w:lvlJc w:val="right"/>
+      <w:pPr>
+        <w:ind w:left="2160" w:hanging="180"/>
+      </w:pPr>
+    </w:lvl>
+    <w:lvl w:ilvl="3" w:tplc="0416000F" w:tentative="1">
+      <w:start w:val="1"/>
+      <w:numFmt w:val="decimal"/>
+      <w:lvlText w:val="%4."/>
+      <w:lvlJc w:val="left"/>
+      <w:pPr>
+        <w:ind w:left="2880" w:hanging="360"/>
+      </w:pPr>
+    </w:lvl>
+    <w:lvl w:ilvl="4" w:tplc="04160019" w:tentative="1">
+      <w:start w:val="1"/>
+      <w:numFmt w:val="lowerLetter"/>
+      <w:lvlText w:val="%5."/>
+      <w:lvlJc w:val="left"/>
+      <w:pPr>
+        <w:ind w:left="3600" w:hanging="360"/>
+      </w:pPr>
+    </w:lvl>
+    <w:lvl w:ilvl="5" w:tplc="0416001B" w:tentative="1">
+      <w:start w:val="1"/>
+      <w:numFmt w:val="lowerRoman"/>
+      <w:lvlText w:val="%6."/>
+      <w:lvlJc w:val="right"/>
+      <w:pPr>
+        <w:ind w:left="4320" w:hanging="180"/>
+      </w:pPr>
+    </w:lvl>
+    <w:lvl w:ilvl="6" w:tplc="0416000F" w:tentative="1">
+      <w:start w:val="1"/>
+      <w:numFmt w:val="decimal"/>
+      <w:lvlText w:val="%7."/>
+      <w:lvlJc w:val="left"/>
+      <w:pPr>
+        <w:ind w:left="5040" w:hanging="360"/>
+      </w:pPr>
+    </w:lvl>
+    <w:lvl w:ilvl="7" w:tplc="04160019" w:tentative="1">
+      <w:start w:val="1"/>
+      <w:numFmt w:val="lowerLetter"/>
+      <w:lvlText w:val="%8."/>
+      <w:lvlJc w:val="left"/>
+      <w:pPr>
+        <w:ind w:left="5760" w:hanging="360"/>
+      </w:pPr>
+    </w:lvl>
+    <w:lvl w:ilvl="8" w:tplc="0416001B" w:tentative="1">
+      <w:start w:val="1"/>
+      <w:numFmt w:val="lowerRoman"/>
+      <w:lvlText w:val="%9."/>
+      <w:lvlJc w:val="right"/>
+      <w:pPr>
+        <w:ind w:left="6480" w:hanging="180"/>
+      </w:pPr>
+    </w:lvl>
+  </w:abstractNum>
+  <w:num w:numId="1">
+    <w:abstractNumId w:val="0"/>
+  </w:num>
+</w:numbering>
 </file>
 
 <file path=word/styles.xml><?xml version="1.0" encoding="utf-8"?>
@@ -1332,12 +2304,11 @@
   <w:style w:type="paragraph" w:default="1" w:styleId="Normal">
     <w:name w:val="Normal"/>
     <w:qFormat/>
-    <w:rsid w:val="00EA6C3B"/>
+    <w:rsid w:val="00F6512A"/>
   </w:style>
   <w:style w:type="character" w:default="1" w:styleId="Fontepargpadro">
     <w:name w:val="Default Paragraph Font"/>
     <w:uiPriority w:val="1"/>
-    <w:semiHidden/>
     <w:unhideWhenUsed/>
   </w:style>
   <w:style w:type="table" w:default="1" w:styleId="Tabelanormal">
@@ -1360,6 +2331,59 @@
     <w:uiPriority w:val="99"/>
     <w:semiHidden/>
     <w:unhideWhenUsed/>
+  </w:style>
+  <w:style w:type="paragraph" w:styleId="Cabealho">
+    <w:name w:val="header"/>
+    <w:basedOn w:val="Normal"/>
+    <w:link w:val="CabealhoChar"/>
+    <w:uiPriority w:val="99"/>
+    <w:unhideWhenUsed/>
+    <w:rsid w:val="00123265"/>
+    <w:pPr>
+      <w:tabs>
+        <w:tab w:val="center" w:pos="4252"/>
+        <w:tab w:val="right" w:pos="8504"/>
+      </w:tabs>
+    </w:pPr>
+  </w:style>
+  <w:style w:type="character" w:customStyle="1" w:styleId="CabealhoChar">
+    <w:name w:val="Cabeçalho Char"/>
+    <w:basedOn w:val="Fontepargpadro"/>
+    <w:link w:val="Cabealho"/>
+    <w:uiPriority w:val="99"/>
+    <w:rsid w:val="00123265"/>
+  </w:style>
+  <w:style w:type="paragraph" w:styleId="Rodap">
+    <w:name w:val="footer"/>
+    <w:basedOn w:val="Normal"/>
+    <w:link w:val="RodapChar"/>
+    <w:uiPriority w:val="99"/>
+    <w:unhideWhenUsed/>
+    <w:rsid w:val="00123265"/>
+    <w:pPr>
+      <w:tabs>
+        <w:tab w:val="center" w:pos="4252"/>
+        <w:tab w:val="right" w:pos="8504"/>
+      </w:tabs>
+    </w:pPr>
+  </w:style>
+  <w:style w:type="character" w:customStyle="1" w:styleId="RodapChar">
+    <w:name w:val="Rodapé Char"/>
+    <w:basedOn w:val="Fontepargpadro"/>
+    <w:link w:val="Rodap"/>
+    <w:uiPriority w:val="99"/>
+    <w:rsid w:val="00123265"/>
+  </w:style>
+  <w:style w:type="paragraph" w:styleId="PargrafodaLista">
+    <w:name w:val="List Paragraph"/>
+    <w:basedOn w:val="Normal"/>
+    <w:uiPriority w:val="34"/>
+    <w:qFormat/>
+    <w:rsid w:val="00AE5F83"/>
+    <w:pPr>
+      <w:ind w:left="720"/>
+      <w:contextualSpacing/>
+    </w:pPr>
   </w:style>
 </w:styles>
 </file>
@@ -1657,4 +2681,16 @@
     </a:ext>
   </a:extLst>
 </a:theme>
+</file>
+
+<file path=customXml/item1.xml><?xml version="1.0" encoding="utf-8"?>
+<b:Sources xmlns:b="http://schemas.openxmlformats.org/officeDocument/2006/bibliography" xmlns="http://schemas.openxmlformats.org/officeDocument/2006/bibliography" SelectedStyle="\APASixthEditionOfficeOnline.xsl" StyleName="APA" Version="6"/>
+</file>
+
+<file path=customXml/itemProps1.xml><?xml version="1.0" encoding="utf-8"?>
+<ds:datastoreItem xmlns:ds="http://schemas.openxmlformats.org/officeDocument/2006/customXml" ds:itemID="{1F0F2546-6BE1-461E-8B58-EAA97636B670}">
+  <ds:schemaRefs>
+    <ds:schemaRef ds:uri="http://schemas.openxmlformats.org/officeDocument/2006/bibliography"/>
+  </ds:schemaRefs>
+</ds:datastoreItem>
 </file>